--- a/eng/docx/21.content.docx
+++ b/eng/docx/21.content.docx
@@ -19,7 +19,7 @@
         <w:rPr>
           <w:lang w:val="en_US" w:bidi="en_US"/>
         </w:rPr>
-        <w:t>Resource: Study Notes - Book Intros (Tyndale)</w:t>
+        <w:t>Resource: Tyndale Open Study Notes</w:t>
       </w:r>
       <w:r>
         <w:rPr>
@@ -112,7 +112,7 @@
         <w:rPr>
           <w:lang w:val="en_US" w:bidi="en_US"/>
         </w:rPr>
-        <w:t>Study Notes - Book Intros (Tyndale)</w:t>
+        <w:t>Tyndale Open Study Notes</w:t>
       </w:r>
     </w:p>
     <w:p>

--- a/eng/docx/21.content.docx
+++ b/eng/docx/21.content.docx
@@ -19,7 +19,7 @@
         <w:rPr>
           <w:lang w:val="en_US" w:bidi="en_US"/>
         </w:rPr>
-        <w:t>Resource: Tyndale Open Study Notes</w:t>
+        <w:t>Resource: Aquifer Open Study Notes (Book Intros)</w:t>
       </w:r>
       <w:r>
         <w:rPr>
@@ -112,7 +112,7 @@
         <w:rPr>
           <w:lang w:val="en_US" w:bidi="en_US"/>
         </w:rPr>
-        <w:t>Tyndale Open Study Notes</w:t>
+        <w:t>Aquifer Open Study Notes (Book Intros)</w:t>
       </w:r>
     </w:p>
     <w:p>

--- a/eng/docx/21.content.docx
+++ b/eng/docx/21.content.docx
@@ -297,36 +297,24 @@
         </w:rPr>
         <w:t>The book of Ecclesiastes is a series of talks about life's value and what people should do. The editor frames the collection with a short introduction and an addition to the ending (</w:t>
       </w:r>
-      <w:hyperlink r:id="rId13">
-        <w:r>
-          <w:rPr>
-            <w:lang w:val="en_US" w:bidi="en_US"/>
-          </w:rPr>
-          <w:rPr>
-            <w:color w:val="0000EE"/>
-            <w:u w:val="single"/>
-          </w:rPr>
-          <w:t>1:1</w:t>
-        </w:r>
-      </w:hyperlink>
+      <w:r>
+        <w:rPr>
+          <w:lang w:val="en_US" w:bidi="en_US"/>
+        </w:rPr>
+        <w:t>1:1</w:t>
+      </w:r>
       <w:r>
         <w:rPr>
           <w:lang w:val="en_US" w:bidi="en_US"/>
         </w:rPr>
         <w:t xml:space="preserve">; </w:t>
       </w:r>
-      <w:hyperlink r:id="rId14">
-        <w:r>
-          <w:rPr>
-            <w:lang w:val="en_US" w:bidi="en_US"/>
-          </w:rPr>
-          <w:rPr>
-            <w:color w:val="0000EE"/>
-            <w:u w:val="single"/>
-          </w:rPr>
-          <w:t>12:9–14</w:t>
-        </w:r>
-      </w:hyperlink>
+      <w:r>
+        <w:rPr>
+          <w:lang w:val="en_US" w:bidi="en_US"/>
+        </w:rPr>
+        <w:t>12:9–14</w:t>
+      </w:r>
       <w:r>
         <w:rPr>
           <w:lang w:val="en_US" w:bidi="en_US"/>
@@ -373,18 +361,12 @@
         </w:rPr>
         <w:t xml:space="preserve"> (a Hebrew word meaning “vapor” or “breath,” often translated as “meaningless”). The Teacher explains how people should live in a world ruled by God. At the end, the editor sums up the book: “When all has been heard, the conclusion of the matter is this: Fear God and keep His commandments, because this is the whole duty of man. For God will bring every deed into judgment, along with every hidden thing, whether good or evil” (</w:t>
       </w:r>
-      <w:hyperlink r:id="rId15">
-        <w:r>
-          <w:rPr>
-            <w:lang w:val="en_US" w:bidi="en_US"/>
-          </w:rPr>
-          <w:rPr>
-            <w:color w:val="0000EE"/>
-            <w:u w:val="single"/>
-          </w:rPr>
-          <w:t>12:13–14</w:t>
-        </w:r>
-      </w:hyperlink>
+      <w:r>
+        <w:rPr>
+          <w:lang w:val="en_US" w:bidi="en_US"/>
+        </w:rPr>
+        <w:t>12:13–14</w:t>
+      </w:r>
       <w:r>
         <w:rPr>
           <w:lang w:val="en_US" w:bidi="en_US"/>
@@ -416,126 +398,84 @@
         </w:rPr>
         <w:t xml:space="preserve">The main speaker is identified as a king, as "the Teacher," and as David's son (see </w:t>
       </w:r>
-      <w:hyperlink r:id="rId13">
-        <w:r>
-          <w:rPr>
-            <w:lang w:val="en_US" w:bidi="en_US"/>
-          </w:rPr>
-          <w:rPr>
-            <w:color w:val="0000EE"/>
-            <w:u w:val="single"/>
-          </w:rPr>
-          <w:t>1:1</w:t>
-        </w:r>
-      </w:hyperlink>
+      <w:r>
+        <w:rPr>
+          <w:lang w:val="en_US" w:bidi="en_US"/>
+        </w:rPr>
+        <w:t>1:1</w:t>
+      </w:r>
       <w:r>
         <w:rPr>
           <w:lang w:val="en_US" w:bidi="en_US"/>
         </w:rPr>
         <w:t xml:space="preserve">, </w:t>
       </w:r>
-      <w:hyperlink r:id="rId16">
-        <w:r>
-          <w:rPr>
-            <w:lang w:val="en_US" w:bidi="en_US"/>
-          </w:rPr>
-          <w:rPr>
-            <w:color w:val="0000EE"/>
-            <w:u w:val="single"/>
-          </w:rPr>
-          <w:t>12</w:t>
-        </w:r>
-      </w:hyperlink>
+      <w:r>
+        <w:rPr>
+          <w:lang w:val="en_US" w:bidi="en_US"/>
+        </w:rPr>
+        <w:t>12</w:t>
+      </w:r>
       <w:r>
         <w:rPr>
           <w:lang w:val="en_US" w:bidi="en_US"/>
         </w:rPr>
         <w:t xml:space="preserve">, </w:t>
       </w:r>
-      <w:hyperlink r:id="rId17">
-        <w:r>
-          <w:rPr>
-            <w:lang w:val="en_US" w:bidi="en_US"/>
-          </w:rPr>
-          <w:rPr>
-            <w:color w:val="0000EE"/>
-            <w:u w:val="single"/>
-          </w:rPr>
-          <w:t>16</w:t>
-        </w:r>
-      </w:hyperlink>
+      <w:r>
+        <w:rPr>
+          <w:lang w:val="en_US" w:bidi="en_US"/>
+        </w:rPr>
+        <w:t>16</w:t>
+      </w:r>
       <w:r>
         <w:rPr>
           <w:lang w:val="en_US" w:bidi="en_US"/>
         </w:rPr>
         <w:t xml:space="preserve">; </w:t>
       </w:r>
-      <w:hyperlink r:id="rId18">
-        <w:r>
-          <w:rPr>
-            <w:lang w:val="en_US" w:bidi="en_US"/>
-          </w:rPr>
-          <w:rPr>
-            <w:color w:val="0000EE"/>
-            <w:u w:val="single"/>
-          </w:rPr>
-          <w:t>2:7</w:t>
-        </w:r>
-      </w:hyperlink>
+      <w:r>
+        <w:rPr>
+          <w:lang w:val="en_US" w:bidi="en_US"/>
+        </w:rPr>
+        <w:t>2:7</w:t>
+      </w:r>
       <w:r>
         <w:rPr>
           <w:lang w:val="en_US" w:bidi="en_US"/>
         </w:rPr>
         <w:t xml:space="preserve">, </w:t>
       </w:r>
-      <w:hyperlink r:id="rId19">
-        <w:r>
-          <w:rPr>
-            <w:lang w:val="en_US" w:bidi="en_US"/>
-          </w:rPr>
-          <w:rPr>
-            <w:color w:val="0000EE"/>
-            <w:u w:val="single"/>
-          </w:rPr>
-          <w:t>9</w:t>
-        </w:r>
-      </w:hyperlink>
+      <w:r>
+        <w:rPr>
+          <w:lang w:val="en_US" w:bidi="en_US"/>
+        </w:rPr>
+        <w:t>9</w:t>
+      </w:r>
       <w:r>
         <w:rPr>
           <w:lang w:val="en_US" w:bidi="en_US"/>
         </w:rPr>
         <w:t>). These labels strongly suggest that Solomon is the main speaker. An editor frames his speech with opening and closing comments (</w:t>
       </w:r>
-      <w:hyperlink r:id="rId13">
-        <w:r>
-          <w:rPr>
-            <w:lang w:val="en_US" w:bidi="en_US"/>
-          </w:rPr>
-          <w:rPr>
-            <w:color w:val="0000EE"/>
-            <w:u w:val="single"/>
-          </w:rPr>
-          <w:t>1:1</w:t>
-        </w:r>
-      </w:hyperlink>
+      <w:r>
+        <w:rPr>
+          <w:lang w:val="en_US" w:bidi="en_US"/>
+        </w:rPr>
+        <w:t>1:1</w:t>
+      </w:r>
       <w:r>
         <w:rPr>
           <w:lang w:val="en_US" w:bidi="en_US"/>
         </w:rPr>
         <w:t xml:space="preserve">; </w:t>
       </w:r>
-      <w:hyperlink r:id="rId14">
-        <w:r>
-          <w:rPr>
-            <w:lang w:val="en_US" w:bidi="en_US"/>
-          </w:rPr>
-          <w:rPr>
-            <w:color w:val="0000EE"/>
-            <w:u w:val="single"/>
-          </w:rPr>
-          <w:t>12:9–14</w:t>
-        </w:r>
-      </w:hyperlink>
+      <w:r>
+        <w:rPr>
+          <w:lang w:val="en_US" w:bidi="en_US"/>
+        </w:rPr>
+        <w:t>12:9–14</w:t>
+      </w:r>
       <w:r>
         <w:rPr>
           <w:lang w:val="en_US" w:bidi="en_US"/>
@@ -609,54 +549,36 @@
         </w:rPr>
         <w:t xml:space="preserve">At least once, Solomon spoke to an assembly of Israel’s leaders and tribal representatives (see </w:t>
       </w:r>
-      <w:hyperlink r:id="rId20">
-        <w:r>
-          <w:rPr>
-            <w:lang w:val="en_US" w:bidi="en_US"/>
-          </w:rPr>
-          <w:rPr>
-            <w:color w:val="0000EE"/>
-            <w:u w:val="single"/>
-          </w:rPr>
-          <w:t>2 Chronicles 5:2–7:7</w:t>
-        </w:r>
-      </w:hyperlink>
+      <w:r>
+        <w:rPr>
+          <w:lang w:val="en_US" w:bidi="en_US"/>
+        </w:rPr>
+        <w:t>2 Chronicles 5:2–7:7</w:t>
+      </w:r>
       <w:r>
         <w:rPr>
           <w:lang w:val="en_US" w:bidi="en_US"/>
         </w:rPr>
         <w:t>). The Bible also says that kings and ambassadors came to hear Solomon because of his wisdom (</w:t>
       </w:r>
-      <w:hyperlink r:id="rId21">
-        <w:r>
-          <w:rPr>
-            <w:lang w:val="en_US" w:bidi="en_US"/>
-          </w:rPr>
-          <w:rPr>
-            <w:color w:val="0000EE"/>
-            <w:u w:val="single"/>
-          </w:rPr>
-          <w:t>1 Kings 4:34</w:t>
-        </w:r>
-      </w:hyperlink>
+      <w:r>
+        <w:rPr>
+          <w:lang w:val="en_US" w:bidi="en_US"/>
+        </w:rPr>
+        <w:t>1 Kings 4:34</w:t>
+      </w:r>
       <w:r>
         <w:rPr>
           <w:lang w:val="en_US" w:bidi="en_US"/>
         </w:rPr>
         <w:t xml:space="preserve">; </w:t>
       </w:r>
-      <w:hyperlink r:id="rId22">
-        <w:r>
-          <w:rPr>
-            <w:lang w:val="en_US" w:bidi="en_US"/>
-          </w:rPr>
-          <w:rPr>
-            <w:color w:val="0000EE"/>
-            <w:u w:val="single"/>
-          </w:rPr>
-          <w:t>10:23–24</w:t>
-        </w:r>
-      </w:hyperlink>
+      <w:r>
+        <w:rPr>
+          <w:lang w:val="en_US" w:bidi="en_US"/>
+        </w:rPr>
+        <w:t>10:23–24</w:t>
+      </w:r>
       <w:r>
         <w:rPr>
           <w:lang w:val="en_US" w:bidi="en_US"/>
@@ -727,18 +649,12 @@
         </w:rPr>
         <w:t>The Teacher connects this philosophical question to government in the real world and daily life. Both leaders and citizens must navigate it. His message is certain, and the editor summarizes its implications (</w:t>
       </w:r>
-      <w:hyperlink r:id="rId15">
-        <w:r>
-          <w:rPr>
-            <w:lang w:val="en_US" w:bidi="en_US"/>
-          </w:rPr>
-          <w:rPr>
-            <w:color w:val="0000EE"/>
-            <w:u w:val="single"/>
-          </w:rPr>
-          <w:t>12:13–14</w:t>
-        </w:r>
-      </w:hyperlink>
+      <w:r>
+        <w:rPr>
+          <w:lang w:val="en_US" w:bidi="en_US"/>
+        </w:rPr>
+        <w:t>12:13–14</w:t>
+      </w:r>
       <w:r>
         <w:rPr>
           <w:lang w:val="en_US" w:bidi="en_US"/>
